--- a/downloads/student/Unit 01/Handout 01.11 - Label Scavenger Hunt.docx
+++ b/downloads/student/Unit 01/Handout 01.11 - Label Scavenger Hunt.docx
@@ -378,22 +378,34 @@
       <w:r>
         <w:t xml:space="preserve">5% DV or less is LOW. 20% DV or more is HIGH.</w:t>
       </w:r>
-      <w:r>
-        <w:t xml:space="preserve"> </w:t>
-      </w:r>
-      <w:r>
-        <w:t xml:space="preserve">- Low is good for the get less list: saturated fat, sodium, added sugars.</w:t>
-      </w:r>
-      <w:r>
-        <w:t xml:space="preserve"> </w:t>
-      </w:r>
-      <w:r>
-        <w:t xml:space="preserve">- High is good for the get more list: dietary fiber, vitamin D, calcium, iron, potassium.</w:t>
-      </w:r>
-    </w:p>
-    <w:p>
-      <w:pPr>
-        <w:pStyle w:val="BodyText"/>
+    </w:p>
+    <w:p>
+      <w:pPr>
+        <w:numPr>
+          <w:ilvl w:val="0"/>
+          <w:numId w:val="1001"/>
+        </w:numPr>
+        <w:pStyle w:val="Compact"/>
+      </w:pPr>
+      <w:r>
+        <w:t xml:space="preserve">Low is good for the get less list: saturated fat, sodium, added sugars.</w:t>
+      </w:r>
+    </w:p>
+    <w:p>
+      <w:pPr>
+        <w:numPr>
+          <w:ilvl w:val="0"/>
+          <w:numId w:val="1001"/>
+        </w:numPr>
+        <w:pStyle w:val="Compact"/>
+      </w:pPr>
+      <w:r>
+        <w:t xml:space="preserve">High is good for the get more list: dietary fiber, vitamin D, calcium, iron, potassium.</w:t>
+      </w:r>
+    </w:p>
+    <w:p>
+      <w:pPr>
+        <w:pStyle w:val="FirstParagraph"/>
       </w:pPr>
       <w:r>
         <w:t xml:space="preserve">Practice on the screen label: Sodium is ______% DV, so it is low / in between / high. Fiber is ______% DV, so it is low / in between / high.</w:t>
@@ -805,7 +817,7 @@
       <w:pPr>
         <w:numPr>
           <w:ilvl w:val="0"/>
-          <w:numId w:val="1001"/>
+          <w:numId w:val="1002"/>
         </w:numPr>
       </w:pPr>
       <w:r>
@@ -816,7 +828,7 @@
       <w:pPr>
         <w:numPr>
           <w:ilvl w:val="0"/>
-          <w:numId w:val="1001"/>
+          <w:numId w:val="1002"/>
         </w:numPr>
       </w:pPr>
       <w:r>
@@ -827,7 +839,7 @@
       <w:pPr>
         <w:numPr>
           <w:ilvl w:val="0"/>
-          <w:numId w:val="1001"/>
+          <w:numId w:val="1002"/>
         </w:numPr>
       </w:pPr>
       <w:r>
@@ -838,7 +850,7 @@
       <w:pPr>
         <w:numPr>
           <w:ilvl w:val="0"/>
-          <w:numId w:val="1001"/>
+          <w:numId w:val="1002"/>
         </w:numPr>
       </w:pPr>
       <w:r>
@@ -867,7 +879,7 @@
       <w:pPr>
         <w:numPr>
           <w:ilvl w:val="0"/>
-          <w:numId w:val="1001"/>
+          <w:numId w:val="1002"/>
         </w:numPr>
       </w:pPr>
       <w:r>
@@ -878,7 +890,7 @@
       <w:pPr>
         <w:numPr>
           <w:ilvl w:val="0"/>
-          <w:numId w:val="1001"/>
+          <w:numId w:val="1002"/>
         </w:numPr>
       </w:pPr>
       <w:r>
@@ -1235,8 +1247,111 @@
       </w:pPr>
     </w:lvl>
   </w:abstractNum>
+  <w:abstractNum w:abstractNumId="991">
+    <w:nsid w:val="ea454b4c"/>
+    <w:multiLevelType w:val="multilevel"/>
+    <w:lvl w:ilvl="0">
+      <w:numFmt w:val="bullet"/>
+      <w:lvlText w:val="•"/>
+      <w:lvlJc w:val="left"/>
+      <w:pPr>
+        <w:tabs>
+          <w:tab w:val="num" w:pos="0"/>
+        </w:tabs>
+        <w:ind w:left="480" w:hanging="480"/>
+      </w:pPr>
+    </w:lvl>
+    <w:lvl w:ilvl="1">
+      <w:numFmt w:val="bullet"/>
+      <w:lvlText w:val="–"/>
+      <w:lvlJc w:val="left"/>
+      <w:pPr>
+        <w:tabs>
+          <w:tab w:val="num" w:pos="720"/>
+        </w:tabs>
+        <w:ind w:left="1200" w:hanging="480"/>
+      </w:pPr>
+    </w:lvl>
+    <w:lvl w:ilvl="2">
+      <w:numFmt w:val="bullet"/>
+      <w:lvlText w:val="•"/>
+      <w:lvlJc w:val="left"/>
+      <w:pPr>
+        <w:tabs>
+          <w:tab w:val="num" w:pos="1440"/>
+        </w:tabs>
+        <w:ind w:left="1920" w:hanging="480"/>
+      </w:pPr>
+    </w:lvl>
+    <w:lvl w:ilvl="3">
+      <w:numFmt w:val="bullet"/>
+      <w:lvlText w:val="–"/>
+      <w:lvlJc w:val="left"/>
+      <w:pPr>
+        <w:tabs>
+          <w:tab w:val="num" w:pos="2160"/>
+        </w:tabs>
+        <w:ind w:left="2640" w:hanging="480"/>
+      </w:pPr>
+    </w:lvl>
+    <w:lvl w:ilvl="4">
+      <w:numFmt w:val="bullet"/>
+      <w:lvlText w:val="•"/>
+      <w:lvlJc w:val="left"/>
+      <w:pPr>
+        <w:tabs>
+          <w:tab w:val="num" w:pos="2880"/>
+        </w:tabs>
+        <w:ind w:left="3360" w:hanging="480"/>
+      </w:pPr>
+    </w:lvl>
+    <w:lvl w:ilvl="5">
+      <w:numFmt w:val="bullet"/>
+      <w:lvlText w:val="–"/>
+      <w:lvlJc w:val="left"/>
+      <w:pPr>
+        <w:tabs>
+          <w:tab w:val="num" w:pos="3600"/>
+        </w:tabs>
+        <w:ind w:left="4080" w:hanging="480"/>
+      </w:pPr>
+    </w:lvl>
+    <w:lvl w:ilvl="6">
+      <w:numFmt w:val="bullet"/>
+      <w:lvlText w:val="•"/>
+      <w:lvlJc w:val="left"/>
+      <w:pPr>
+        <w:tabs>
+          <w:tab w:val="num" w:pos="4320"/>
+        </w:tabs>
+        <w:ind w:left="4800" w:hanging="480"/>
+      </w:pPr>
+    </w:lvl>
+    <w:lvl w:ilvl="7">
+      <w:numFmt w:val="bullet"/>
+      <w:lvlText w:val="–"/>
+      <w:lvlJc w:val="left"/>
+      <w:pPr>
+        <w:tabs>
+          <w:tab w:val="num" w:pos="5040"/>
+        </w:tabs>
+        <w:ind w:left="5520" w:hanging="480"/>
+      </w:pPr>
+    </w:lvl>
+    <w:lvl w:ilvl="8">
+      <w:numFmt w:val="bullet"/>
+      <w:lvlText w:val="•"/>
+      <w:lvlJc w:val="left"/>
+      <w:pPr>
+        <w:tabs>
+          <w:tab w:val="num" w:pos="5760"/>
+        </w:tabs>
+        <w:ind w:left="6240" w:hanging="480"/>
+      </w:pPr>
+    </w:lvl>
+  </w:abstractNum>
   <w:abstractNum w:abstractNumId="99411">
-    <w:nsid w:val="ea454b4c"/>
+    <w:nsid w:val="71315dca"/>
     <w:multiLevelType w:val="multilevel"/>
     <w:lvl w:ilvl="0">
       <w:start w:val="1"/>
@@ -1351,6 +1466,9 @@
     <w:abstractNumId w:val="990"/>
   </w:num>
   <w:num w:numId="1001">
+    <w:abstractNumId w:val="991"/>
+  </w:num>
+  <w:num w:numId="1002">
     <w:abstractNumId w:val="99411"/>
     <w:lvlOverride w:ilvl="0">
       <w:startOverride w:val="1"/>
